--- a/LR08/reports/report.docx
+++ b/LR08/reports/report.docx
@@ -979,7 +979,7 @@
         </w:rPr>
         <w:t xml:space="preserve">, 27.10.2026 в 21:00 (</w:t>
       </w:r>
-      <w:hyperlink w:history="1" r:id="rId-zxggjv63wras-pjybmdl">
+      <w:hyperlink w:history="1" r:id="rIdjttofgtpt6oyez-qgve9y">
         <w:r>
           <w:rPr>
             <w:rStyle w:val="Hyperlink"/>
@@ -2602,7 +2602,7 @@
         </w:rPr>
         <w:t xml:space="preserve">Методичка рассчитана на Engee (процессор, PyTorch 2.4.1), но та же библиотека проверена преподавателем и в Google Colab на T4. Работа выполнена в Colab, как ЛР05–ЛР07; выполненный ноутбук с выводом ячеек заменяет снимок консоли Engee. Полная фиксация — в </w:t>
       </w:r>
-      <w:hyperlink w:history="1" r:id="rIdakzlia25kyk3iyl7jdys_">
+      <w:hyperlink w:history="1" r:id="rIdjod2ns_vxr5lm2umsfmgi">
         <w:r>
           <w:rPr>
             <w:rStyle w:val="Hyperlink"/>
@@ -2619,6 +2619,25 @@
           <w:sz w:val="28"/>
           <w:szCs w:val="28"/>
         </w:rPr>
+        <w:t xml:space="preserve">. Для сверки работа дополнительно выполнена в Engee (раздел 5.7); среда Engee зафиксирована в </w:t>
+      </w:r>
+      <w:hyperlink w:history="1" r:id="rIdgyq4khehwtm7iwdvdluor">
+        <w:r>
+          <w:rPr>
+            <w:rStyle w:val="Hyperlink"/>
+            <w:rFonts w:ascii="Times New Roman" w:cs="Times New Roman" w:eastAsia="Times New Roman" w:hAnsi="Times New Roman"/>
+            <w:sz w:val="28"/>
+            <w:szCs w:val="28"/>
+          </w:rPr>
+          <w:t xml:space="preserve">engee/environment.txt</w:t>
+        </w:r>
+      </w:hyperlink>
+      <w:r>
+        <w:rPr>
+          <w:rFonts w:ascii="Times New Roman" w:cs="Times New Roman" w:eastAsia="Times New Roman" w:hAnsi="Times New Roman"/>
+          <w:sz w:val="28"/>
+          <w:szCs w:val="28"/>
+        </w:rPr>
         <w:t xml:space="preserve">.</w:t>
       </w:r>
     </w:p>
@@ -2652,7 +2671,7 @@
         </w:rPr>
         <w:t xml:space="preserve">Ноутбук </w:t>
       </w:r>
-      <w:hyperlink w:history="1" r:id="rIdpyhpcrv8bhwo1vuqhht91">
+      <w:hyperlink w:history="1" r:id="rId2pkczx4mktmfmpn8vttfw">
         <w:r>
           <w:rPr>
             <w:rStyle w:val="Hyperlink"/>
@@ -7421,7 +7440,7 @@
                     </pic:cNvPicPr>
                   </pic:nvPicPr>
                   <pic:blipFill>
-                    <a:blip r:embed="rId31" cstate="none"/>
+                    <a:blip r:embed="rId38" cstate="none"/>
                     <a:srcRect/>
                     <a:stretch>
                       <a:fillRect/>
@@ -9239,6 +9258,1801 @@
     </w:p>
     <w:p>
       <w:pPr>
+        <w:pStyle w:val="Heading2"/>
+        <w:keepNext/>
+      </w:pPr>
+      <w:r>
+        <w:rPr>
+          <w:rFonts w:ascii="Times New Roman" w:cs="Times New Roman" w:eastAsia="Times New Roman" w:hAnsi="Times New Roman"/>
+          <w:b/>
+          <w:bCs/>
+          <w:sz w:val="28"/>
+          <w:szCs w:val="28"/>
+        </w:rPr>
+        <w:t xml:space="preserve">5.7. Дополнительный прогон в Engee</w:t>
+      </w:r>
+    </w:p>
+    <w:p>
+      <w:pPr>
+        <w:spacing w:after="120" w:line="360"/>
+        <w:ind w:firstLine="709"/>
+        <w:jc w:val="both"/>
+      </w:pPr>
+      <w:r>
+        <w:rPr>
+          <w:rFonts w:ascii="Times New Roman" w:cs="Times New Roman" w:eastAsia="Times New Roman" w:hAnsi="Times New Roman"/>
+          <w:sz w:val="28"/>
+          <w:szCs w:val="28"/>
+        </w:rPr>
+        <w:t xml:space="preserve">Чтобы выполнить работу и на платформе методички, демо-вариант и вариант 7 дополнительно прогнаны в Engee 26.10.2-H1 (процессор, Julia 1.12.6, Python 3.11.11). В окружении </w:t>
+      </w:r>
+      <w:r>
+        <w:rPr>
+          <w:rFonts w:ascii="Courier New" w:cs="Courier New" w:eastAsia="Courier New" w:hAnsi="Courier New"/>
+          <w:sz w:val="24"/>
+          <w:szCs w:val="24"/>
+        </w:rPr>
+        <w:t xml:space="preserve">/user/.user_venvs/py3.11</w:t>
+      </w:r>
+      <w:r>
+        <w:rPr>
+          <w:rFonts w:ascii="Times New Roman" w:cs="Times New Roman" w:eastAsia="Times New Roman" w:hAnsi="Times New Roman"/>
+          <w:sz w:val="28"/>
+          <w:szCs w:val="28"/>
+        </w:rPr>
+        <w:t xml:space="preserve"> не было PyTorch, поэтому перед запуском установлена версия из методички — </w:t>
+      </w:r>
+      <w:r>
+        <w:rPr>
+          <w:rFonts w:ascii="Courier New" w:cs="Courier New" w:eastAsia="Courier New" w:hAnsi="Courier New"/>
+          <w:sz w:val="24"/>
+          <w:szCs w:val="24"/>
+        </w:rPr>
+        <w:t xml:space="preserve">torch==2.4.1</w:t>
+      </w:r>
+      <w:r>
+        <w:rPr>
+          <w:rFonts w:ascii="Times New Roman" w:cs="Times New Roman" w:eastAsia="Times New Roman" w:hAnsi="Times New Roman"/>
+          <w:sz w:val="28"/>
+          <w:szCs w:val="28"/>
+        </w:rPr>
+        <w:t xml:space="preserve"> в сборке для процессора. Файлы загружены в </w:t>
+      </w:r>
+      <w:r>
+        <w:rPr>
+          <w:rFonts w:ascii="Courier New" w:cs="Courier New" w:eastAsia="Courier New" w:hAnsi="Courier New"/>
+          <w:sz w:val="24"/>
+          <w:szCs w:val="24"/>
+        </w:rPr>
+        <w:t xml:space="preserve">/user/ai-in-ci/LR08</w:t>
+      </w:r>
+      <w:r>
+        <w:rPr>
+          <w:rFonts w:ascii="Times New Roman" w:cs="Times New Roman" w:eastAsia="Times New Roman" w:hAnsi="Times New Roman"/>
+          <w:sz w:val="28"/>
+          <w:szCs w:val="28"/>
+        </w:rPr>
+        <w:t xml:space="preserve">; SHA-256 на сервере совпали с локальными. Скрипты запущены из командной строки Engee: </w:t>
+      </w:r>
+      <w:r>
+        <w:rPr>
+          <w:rFonts w:ascii="Courier New" w:cs="Courier New" w:eastAsia="Courier New" w:hAnsi="Courier New"/>
+          <w:sz w:val="24"/>
+          <w:szCs w:val="24"/>
+        </w:rPr>
+        <w:t xml:space="preserve">lab08_demo.py</w:t>
+      </w:r>
+      <w:r>
+        <w:rPr>
+          <w:rFonts w:ascii="Times New Roman" w:cs="Times New Roman" w:eastAsia="Times New Roman" w:hAnsi="Times New Roman"/>
+          <w:sz w:val="28"/>
+          <w:szCs w:val="28"/>
+        </w:rPr>
+        <w:t xml:space="preserve"> как есть и </w:t>
+      </w:r>
+      <w:r>
+        <w:rPr>
+          <w:rFonts w:ascii="Courier New" w:cs="Courier New" w:eastAsia="Courier New" w:hAnsi="Courier New"/>
+          <w:sz w:val="24"/>
+          <w:szCs w:val="24"/>
+        </w:rPr>
+        <w:t xml:space="preserve">lab08_variant07.py</w:t>
+      </w:r>
+      <w:r>
+        <w:rPr>
+          <w:rFonts w:ascii="Times New Roman" w:cs="Times New Roman" w:eastAsia="Times New Roman" w:hAnsi="Times New Roman"/>
+          <w:sz w:val="28"/>
+          <w:szCs w:val="28"/>
+        </w:rPr>
+        <w:t xml:space="preserve"> — тот же код с </w:t>
+      </w:r>
+      <w:r>
+        <w:rPr>
+          <w:rFonts w:ascii="Courier New" w:cs="Courier New" w:eastAsia="Courier New" w:hAnsi="Courier New"/>
+          <w:sz w:val="24"/>
+          <w:szCs w:val="24"/>
+        </w:rPr>
+        <w:t xml:space="preserve">N = 7</w:t>
+      </w:r>
+      <w:r>
+        <w:rPr>
+          <w:rFonts w:ascii="Times New Roman" w:cs="Times New Roman" w:eastAsia="Times New Roman" w:hAnsi="Times New Roman"/>
+          <w:sz w:val="28"/>
+          <w:szCs w:val="28"/>
+        </w:rPr>
+        <w:t xml:space="preserve">; вывод сохранён в файлы и снят снимками консоли.</w:t>
+      </w:r>
+    </w:p>
+    <w:p>
+      <w:pPr>
+        <w:spacing w:after="120" w:line="360"/>
+        <w:ind w:firstLine="709"/>
+        <w:jc w:val="both"/>
+      </w:pPr>
+      <w:r>
+        <w:rPr>
+          <w:rFonts w:ascii="Times New Roman" w:cs="Times New Roman" w:eastAsia="Times New Roman" w:hAnsi="Times New Roman"/>
+          <w:b/>
+          <w:bCs/>
+          <w:sz w:val="28"/>
+          <w:szCs w:val="28"/>
+        </w:rPr>
+        <w:t xml:space="preserve">Демонстрационный вариант в Engee совпал с методичкой до последнего напечатанного знака</w:t>
+      </w:r>
+      <w:r>
+        <w:rPr>
+          <w:rFonts w:ascii="Times New Roman" w:cs="Times New Roman" w:eastAsia="Times New Roman" w:hAnsi="Times New Roman"/>
+          <w:sz w:val="28"/>
+          <w:szCs w:val="28"/>
+        </w:rPr>
+        <w:t xml:space="preserve">: реконструкция 26,372 → 22,529 дБ, интерполяция 22,553 → 21,902 дБ, сэмплы 23,242 → 23,210 дБ, R² 0,899 → 0,786; разброс μ, число активных осей (7 и 2) и значения схлопывания без разогрева (26,5; 17,2; 25,7; 26,7; 24,7 дБ) те же. Обучение на процессоре с той же версией PyTorch и тем же числом потоков оказалось воспроизводимым между разными версиями Engee.</w:t>
+      </w:r>
+    </w:p>
+    <w:p>
+      <w:pPr>
+        <w:spacing w:after="120" w:line="360"/>
+        <w:ind w:firstLine="709"/>
+        <w:jc w:val="both"/>
+      </w:pPr>
+      <w:r>
+        <w:rPr>
+          <w:rFonts w:ascii="Times New Roman" w:cs="Times New Roman" w:eastAsia="Times New Roman" w:hAnsi="Times New Roman"/>
+          <w:sz w:val="28"/>
+          <w:szCs w:val="28"/>
+        </w:rPr>
+        <w:t xml:space="preserve">Вариант 7, Engee против Colab:</w:t>
+      </w:r>
+    </w:p>
+    <w:tbl>
+      <w:tblPr>
+        <w:tblW w:type="dxa" w:w="9356"/>
+        <w:tblBorders>
+          <w:top w:val="single" w:color="auto" w:sz="4"/>
+          <w:left w:val="single" w:color="auto" w:sz="4"/>
+          <w:bottom w:val="single" w:color="auto" w:sz="4"/>
+          <w:right w:val="single" w:color="auto" w:sz="4"/>
+          <w:insideH w:val="single" w:color="auto" w:sz="4"/>
+          <w:insideV w:val="single" w:color="auto" w:sz="4"/>
+        </w:tblBorders>
+        <w:tblLayout w:type="fixed"/>
+      </w:tblPr>
+      <w:tblGrid>
+        <w:gridCol w:w="2193"/>
+        <w:gridCol w:w="959"/>
+        <w:gridCol w:w="959"/>
+        <w:gridCol w:w="959"/>
+        <w:gridCol w:w="959"/>
+        <w:gridCol w:w="959"/>
+        <w:gridCol w:w="959"/>
+        <w:gridCol w:w="1409"/>
+      </w:tblGrid>
+      <w:tr>
+        <w:trPr>
+          <w:tblHeader/>
+        </w:trPr>
+        <w:tc>
+          <w:tcPr>
+            <w:tcW w:type="dxa" w:w="2193"/>
+            <w:tcBorders>
+              <w:top w:val="single" w:color="808080" w:sz="4"/>
+              <w:left w:val="single" w:color="808080" w:sz="4"/>
+              <w:bottom w:val="single" w:color="808080" w:sz="4"/>
+              <w:right w:val="single" w:color="808080" w:sz="4"/>
+            </w:tcBorders>
+            <w:shd w:fill="E7E6E6" w:color="auto" w:val="clear"/>
+            <w:tcMar>
+              <w:top w:type="dxa" w:w="40"/>
+              <w:left w:type="dxa" w:w="80"/>
+              <w:bottom w:type="dxa" w:w="40"/>
+              <w:right w:type="dxa" w:w="80"/>
+            </w:tcMar>
+          </w:tcPr>
+          <w:p>
+            <w:pPr>
+              <w:spacing w:after="0" w:before="0" w:line="240"/>
+              <w:jc w:val="center"/>
+            </w:pPr>
+            <w:r>
+              <w:rPr>
+                <w:rFonts w:ascii="Times New Roman" w:cs="Times New Roman" w:eastAsia="Times New Roman" w:hAnsi="Times New Roman"/>
+                <w:b/>
+                <w:bCs/>
+                <w:sz w:val="22"/>
+                <w:szCs w:val="22"/>
+              </w:rPr>
+              <w:t xml:space="preserve">Метрика</w:t>
+            </w:r>
+          </w:p>
+        </w:tc>
+        <w:tc>
+          <w:tcPr>
+            <w:tcW w:type="dxa" w:w="959"/>
+            <w:tcBorders>
+              <w:top w:val="single" w:color="808080" w:sz="4"/>
+              <w:left w:val="single" w:color="808080" w:sz="4"/>
+              <w:bottom w:val="single" w:color="808080" w:sz="4"/>
+              <w:right w:val="single" w:color="808080" w:sz="4"/>
+            </w:tcBorders>
+            <w:shd w:fill="E7E6E6" w:color="auto" w:val="clear"/>
+            <w:tcMar>
+              <w:top w:type="dxa" w:w="40"/>
+              <w:left w:type="dxa" w:w="80"/>
+              <w:bottom w:type="dxa" w:w="40"/>
+              <w:right w:type="dxa" w:w="80"/>
+            </w:tcMar>
+          </w:tcPr>
+          <w:p>
+            <w:pPr>
+              <w:spacing w:after="0" w:before="0" w:line="240"/>
+              <w:jc w:val="center"/>
+            </w:pPr>
+            <w:r>
+              <w:rPr>
+                <w:rFonts w:ascii="Times New Roman" w:cs="Times New Roman" w:eastAsia="Times New Roman" w:hAnsi="Times New Roman"/>
+                <w:b/>
+                <w:bCs/>
+                <w:sz w:val="22"/>
+                <w:szCs w:val="22"/>
+              </w:rPr>
+              <w:t xml:space="preserve">A Engee</w:t>
+            </w:r>
+          </w:p>
+        </w:tc>
+        <w:tc>
+          <w:tcPr>
+            <w:tcW w:type="dxa" w:w="959"/>
+            <w:tcBorders>
+              <w:top w:val="single" w:color="808080" w:sz="4"/>
+              <w:left w:val="single" w:color="808080" w:sz="4"/>
+              <w:bottom w:val="single" w:color="808080" w:sz="4"/>
+              <w:right w:val="single" w:color="808080" w:sz="4"/>
+            </w:tcBorders>
+            <w:shd w:fill="E7E6E6" w:color="auto" w:val="clear"/>
+            <w:tcMar>
+              <w:top w:type="dxa" w:w="40"/>
+              <w:left w:type="dxa" w:w="80"/>
+              <w:bottom w:type="dxa" w:w="40"/>
+              <w:right w:type="dxa" w:w="80"/>
+            </w:tcMar>
+          </w:tcPr>
+          <w:p>
+            <w:pPr>
+              <w:spacing w:after="0" w:before="0" w:line="240"/>
+              <w:jc w:val="center"/>
+            </w:pPr>
+            <w:r>
+              <w:rPr>
+                <w:rFonts w:ascii="Times New Roman" w:cs="Times New Roman" w:eastAsia="Times New Roman" w:hAnsi="Times New Roman"/>
+                <w:b/>
+                <w:bCs/>
+                <w:sz w:val="22"/>
+                <w:szCs w:val="22"/>
+              </w:rPr>
+              <w:t xml:space="preserve">A Colab</w:t>
+            </w:r>
+          </w:p>
+        </w:tc>
+        <w:tc>
+          <w:tcPr>
+            <w:tcW w:type="dxa" w:w="959"/>
+            <w:tcBorders>
+              <w:top w:val="single" w:color="808080" w:sz="4"/>
+              <w:left w:val="single" w:color="808080" w:sz="4"/>
+              <w:bottom w:val="single" w:color="808080" w:sz="4"/>
+              <w:right w:val="single" w:color="808080" w:sz="4"/>
+            </w:tcBorders>
+            <w:shd w:fill="E7E6E6" w:color="auto" w:val="clear"/>
+            <w:tcMar>
+              <w:top w:type="dxa" w:w="40"/>
+              <w:left w:type="dxa" w:w="80"/>
+              <w:bottom w:type="dxa" w:w="40"/>
+              <w:right w:type="dxa" w:w="80"/>
+            </w:tcMar>
+          </w:tcPr>
+          <w:p>
+            <w:pPr>
+              <w:spacing w:after="0" w:before="0" w:line="240"/>
+              <w:jc w:val="center"/>
+            </w:pPr>
+            <w:r>
+              <w:rPr>
+                <w:rFonts w:ascii="Times New Roman" w:cs="Times New Roman" w:eastAsia="Times New Roman" w:hAnsi="Times New Roman"/>
+                <w:b/>
+                <w:bCs/>
+                <w:sz w:val="22"/>
+                <w:szCs w:val="22"/>
+              </w:rPr>
+              <w:t xml:space="preserve">B Engee</w:t>
+            </w:r>
+          </w:p>
+        </w:tc>
+        <w:tc>
+          <w:tcPr>
+            <w:tcW w:type="dxa" w:w="959"/>
+            <w:tcBorders>
+              <w:top w:val="single" w:color="808080" w:sz="4"/>
+              <w:left w:val="single" w:color="808080" w:sz="4"/>
+              <w:bottom w:val="single" w:color="808080" w:sz="4"/>
+              <w:right w:val="single" w:color="808080" w:sz="4"/>
+            </w:tcBorders>
+            <w:shd w:fill="E7E6E6" w:color="auto" w:val="clear"/>
+            <w:tcMar>
+              <w:top w:type="dxa" w:w="40"/>
+              <w:left w:type="dxa" w:w="80"/>
+              <w:bottom w:type="dxa" w:w="40"/>
+              <w:right w:type="dxa" w:w="80"/>
+            </w:tcMar>
+          </w:tcPr>
+          <w:p>
+            <w:pPr>
+              <w:spacing w:after="0" w:before="0" w:line="240"/>
+              <w:jc w:val="center"/>
+            </w:pPr>
+            <w:r>
+              <w:rPr>
+                <w:rFonts w:ascii="Times New Roman" w:cs="Times New Roman" w:eastAsia="Times New Roman" w:hAnsi="Times New Roman"/>
+                <w:b/>
+                <w:bCs/>
+                <w:sz w:val="22"/>
+                <w:szCs w:val="22"/>
+              </w:rPr>
+              <w:t xml:space="preserve">B Colab</w:t>
+            </w:r>
+          </w:p>
+        </w:tc>
+        <w:tc>
+          <w:tcPr>
+            <w:tcW w:type="dxa" w:w="959"/>
+            <w:tcBorders>
+              <w:top w:val="single" w:color="808080" w:sz="4"/>
+              <w:left w:val="single" w:color="808080" w:sz="4"/>
+              <w:bottom w:val="single" w:color="808080" w:sz="4"/>
+              <w:right w:val="single" w:color="808080" w:sz="4"/>
+            </w:tcBorders>
+            <w:shd w:fill="E7E6E6" w:color="auto" w:val="clear"/>
+            <w:tcMar>
+              <w:top w:type="dxa" w:w="40"/>
+              <w:left w:type="dxa" w:w="80"/>
+              <w:bottom w:type="dxa" w:w="40"/>
+              <w:right w:type="dxa" w:w="80"/>
+            </w:tcMar>
+          </w:tcPr>
+          <w:p>
+            <w:pPr>
+              <w:spacing w:after="0" w:before="0" w:line="240"/>
+              <w:jc w:val="center"/>
+            </w:pPr>
+            <w:r>
+              <w:rPr>
+                <w:rFonts w:ascii="Times New Roman" w:cs="Times New Roman" w:eastAsia="Times New Roman" w:hAnsi="Times New Roman"/>
+                <w:b/>
+                <w:bCs/>
+                <w:sz w:val="22"/>
+                <w:szCs w:val="22"/>
+              </w:rPr>
+              <w:t xml:space="preserve">Δ Engee</w:t>
+            </w:r>
+          </w:p>
+        </w:tc>
+        <w:tc>
+          <w:tcPr>
+            <w:tcW w:type="dxa" w:w="959"/>
+            <w:tcBorders>
+              <w:top w:val="single" w:color="808080" w:sz="4"/>
+              <w:left w:val="single" w:color="808080" w:sz="4"/>
+              <w:bottom w:val="single" w:color="808080" w:sz="4"/>
+              <w:right w:val="single" w:color="808080" w:sz="4"/>
+            </w:tcBorders>
+            <w:shd w:fill="E7E6E6" w:color="auto" w:val="clear"/>
+            <w:tcMar>
+              <w:top w:type="dxa" w:w="40"/>
+              <w:left w:type="dxa" w:w="80"/>
+              <w:bottom w:type="dxa" w:w="40"/>
+              <w:right w:type="dxa" w:w="80"/>
+            </w:tcMar>
+          </w:tcPr>
+          <w:p>
+            <w:pPr>
+              <w:spacing w:after="0" w:before="0" w:line="240"/>
+              <w:jc w:val="center"/>
+            </w:pPr>
+            <w:r>
+              <w:rPr>
+                <w:rFonts w:ascii="Times New Roman" w:cs="Times New Roman" w:eastAsia="Times New Roman" w:hAnsi="Times New Roman"/>
+                <w:b/>
+                <w:bCs/>
+                <w:sz w:val="22"/>
+                <w:szCs w:val="22"/>
+              </w:rPr>
+              <w:t xml:space="preserve">Δ Colab</w:t>
+            </w:r>
+          </w:p>
+        </w:tc>
+        <w:tc>
+          <w:tcPr>
+            <w:tcW w:type="dxa" w:w="1409"/>
+            <w:tcBorders>
+              <w:top w:val="single" w:color="808080" w:sz="4"/>
+              <w:left w:val="single" w:color="808080" w:sz="4"/>
+              <w:bottom w:val="single" w:color="808080" w:sz="4"/>
+              <w:right w:val="single" w:color="808080" w:sz="4"/>
+            </w:tcBorders>
+            <w:shd w:fill="E7E6E6" w:color="auto" w:val="clear"/>
+            <w:tcMar>
+              <w:top w:type="dxa" w:w="40"/>
+              <w:left w:type="dxa" w:w="80"/>
+              <w:bottom w:type="dxa" w:w="40"/>
+              <w:right w:type="dxa" w:w="80"/>
+            </w:tcMar>
+          </w:tcPr>
+          <w:p>
+            <w:pPr>
+              <w:spacing w:after="0" w:before="0" w:line="240"/>
+              <w:jc w:val="center"/>
+            </w:pPr>
+            <w:r>
+              <w:rPr>
+                <w:rFonts w:ascii="Times New Roman" w:cs="Times New Roman" w:eastAsia="Times New Roman" w:hAnsi="Times New Roman"/>
+                <w:b/>
+                <w:bCs/>
+                <w:sz w:val="22"/>
+                <w:szCs w:val="22"/>
+              </w:rPr>
+              <w:t xml:space="preserve">Класс Engee</w:t>
+            </w:r>
+          </w:p>
+        </w:tc>
+      </w:tr>
+      <w:tr>
+        <w:tc>
+          <w:tcPr>
+            <w:tcW w:type="dxa" w:w="2193"/>
+            <w:tcBorders>
+              <w:top w:val="single" w:color="808080" w:sz="4"/>
+              <w:left w:val="single" w:color="808080" w:sz="4"/>
+              <w:bottom w:val="single" w:color="808080" w:sz="4"/>
+              <w:right w:val="single" w:color="808080" w:sz="4"/>
+            </w:tcBorders>
+            <w:tcMar>
+              <w:top w:type="dxa" w:w="40"/>
+              <w:left w:type="dxa" w:w="80"/>
+              <w:bottom w:type="dxa" w:w="40"/>
+              <w:right w:type="dxa" w:w="80"/>
+            </w:tcMar>
+          </w:tcPr>
+          <w:p>
+            <w:pPr>
+              <w:spacing w:after="0" w:before="0" w:line="240"/>
+              <w:jc w:val="left"/>
+            </w:pPr>
+            <w:r>
+              <w:rPr>
+                <w:rFonts w:ascii="Times New Roman" w:cs="Times New Roman" w:eastAsia="Times New Roman" w:hAnsi="Times New Roman"/>
+                <w:b w:val="false"/>
+                <w:bCs w:val="false"/>
+                <w:sz w:val="22"/>
+                <w:szCs w:val="22"/>
+              </w:rPr>
+              <w:t xml:space="preserve">реконструкция, дБ</w:t>
+            </w:r>
+          </w:p>
+        </w:tc>
+        <w:tc>
+          <w:tcPr>
+            <w:tcW w:type="dxa" w:w="959"/>
+            <w:tcBorders>
+              <w:top w:val="single" w:color="808080" w:sz="4"/>
+              <w:left w:val="single" w:color="808080" w:sz="4"/>
+              <w:bottom w:val="single" w:color="808080" w:sz="4"/>
+              <w:right w:val="single" w:color="808080" w:sz="4"/>
+            </w:tcBorders>
+            <w:tcMar>
+              <w:top w:type="dxa" w:w="40"/>
+              <w:left w:type="dxa" w:w="80"/>
+              <w:bottom w:type="dxa" w:w="40"/>
+              <w:right w:type="dxa" w:w="80"/>
+            </w:tcMar>
+          </w:tcPr>
+          <w:p>
+            <w:pPr>
+              <w:spacing w:after="0" w:before="0" w:line="240"/>
+              <w:jc w:val="right"/>
+            </w:pPr>
+            <w:r>
+              <w:rPr>
+                <w:rFonts w:ascii="Times New Roman" w:cs="Times New Roman" w:eastAsia="Times New Roman" w:hAnsi="Times New Roman"/>
+                <w:b w:val="false"/>
+                <w:bCs w:val="false"/>
+                <w:sz w:val="22"/>
+                <w:szCs w:val="22"/>
+              </w:rPr>
+              <w:t xml:space="preserve">25.805</w:t>
+            </w:r>
+          </w:p>
+        </w:tc>
+        <w:tc>
+          <w:tcPr>
+            <w:tcW w:type="dxa" w:w="959"/>
+            <w:tcBorders>
+              <w:top w:val="single" w:color="808080" w:sz="4"/>
+              <w:left w:val="single" w:color="808080" w:sz="4"/>
+              <w:bottom w:val="single" w:color="808080" w:sz="4"/>
+              <w:right w:val="single" w:color="808080" w:sz="4"/>
+            </w:tcBorders>
+            <w:tcMar>
+              <w:top w:type="dxa" w:w="40"/>
+              <w:left w:type="dxa" w:w="80"/>
+              <w:bottom w:type="dxa" w:w="40"/>
+              <w:right w:type="dxa" w:w="80"/>
+            </w:tcMar>
+          </w:tcPr>
+          <w:p>
+            <w:pPr>
+              <w:spacing w:after="0" w:before="0" w:line="240"/>
+              <w:jc w:val="right"/>
+            </w:pPr>
+            <w:r>
+              <w:rPr>
+                <w:rFonts w:ascii="Times New Roman" w:cs="Times New Roman" w:eastAsia="Times New Roman" w:hAnsi="Times New Roman"/>
+                <w:b w:val="false"/>
+                <w:bCs w:val="false"/>
+                <w:sz w:val="22"/>
+                <w:szCs w:val="22"/>
+              </w:rPr>
+              <w:t xml:space="preserve">25.788</w:t>
+            </w:r>
+          </w:p>
+        </w:tc>
+        <w:tc>
+          <w:tcPr>
+            <w:tcW w:type="dxa" w:w="959"/>
+            <w:tcBorders>
+              <w:top w:val="single" w:color="808080" w:sz="4"/>
+              <w:left w:val="single" w:color="808080" w:sz="4"/>
+              <w:bottom w:val="single" w:color="808080" w:sz="4"/>
+              <w:right w:val="single" w:color="808080" w:sz="4"/>
+            </w:tcBorders>
+            <w:tcMar>
+              <w:top w:type="dxa" w:w="40"/>
+              <w:left w:type="dxa" w:w="80"/>
+              <w:bottom w:type="dxa" w:w="40"/>
+              <w:right w:type="dxa" w:w="80"/>
+            </w:tcMar>
+          </w:tcPr>
+          <w:p>
+            <w:pPr>
+              <w:spacing w:after="0" w:before="0" w:line="240"/>
+              <w:jc w:val="right"/>
+            </w:pPr>
+            <w:r>
+              <w:rPr>
+                <w:rFonts w:ascii="Times New Roman" w:cs="Times New Roman" w:eastAsia="Times New Roman" w:hAnsi="Times New Roman"/>
+                <w:b w:val="false"/>
+                <w:bCs w:val="false"/>
+                <w:sz w:val="22"/>
+                <w:szCs w:val="22"/>
+              </w:rPr>
+              <w:t xml:space="preserve">21.408</w:t>
+            </w:r>
+          </w:p>
+        </w:tc>
+        <w:tc>
+          <w:tcPr>
+            <w:tcW w:type="dxa" w:w="959"/>
+            <w:tcBorders>
+              <w:top w:val="single" w:color="808080" w:sz="4"/>
+              <w:left w:val="single" w:color="808080" w:sz="4"/>
+              <w:bottom w:val="single" w:color="808080" w:sz="4"/>
+              <w:right w:val="single" w:color="808080" w:sz="4"/>
+            </w:tcBorders>
+            <w:tcMar>
+              <w:top w:type="dxa" w:w="40"/>
+              <w:left w:type="dxa" w:w="80"/>
+              <w:bottom w:type="dxa" w:w="40"/>
+              <w:right w:type="dxa" w:w="80"/>
+            </w:tcMar>
+          </w:tcPr>
+          <w:p>
+            <w:pPr>
+              <w:spacing w:after="0" w:before="0" w:line="240"/>
+              <w:jc w:val="right"/>
+            </w:pPr>
+            <w:r>
+              <w:rPr>
+                <w:rFonts w:ascii="Times New Roman" w:cs="Times New Roman" w:eastAsia="Times New Roman" w:hAnsi="Times New Roman"/>
+                <w:b w:val="false"/>
+                <w:bCs w:val="false"/>
+                <w:sz w:val="22"/>
+                <w:szCs w:val="22"/>
+              </w:rPr>
+              <w:t xml:space="preserve">21.427</w:t>
+            </w:r>
+          </w:p>
+        </w:tc>
+        <w:tc>
+          <w:tcPr>
+            <w:tcW w:type="dxa" w:w="959"/>
+            <w:tcBorders>
+              <w:top w:val="single" w:color="808080" w:sz="4"/>
+              <w:left w:val="single" w:color="808080" w:sz="4"/>
+              <w:bottom w:val="single" w:color="808080" w:sz="4"/>
+              <w:right w:val="single" w:color="808080" w:sz="4"/>
+            </w:tcBorders>
+            <w:tcMar>
+              <w:top w:type="dxa" w:w="40"/>
+              <w:left w:type="dxa" w:w="80"/>
+              <w:bottom w:type="dxa" w:w="40"/>
+              <w:right w:type="dxa" w:w="80"/>
+            </w:tcMar>
+          </w:tcPr>
+          <w:p>
+            <w:pPr>
+              <w:spacing w:after="0" w:before="0" w:line="240"/>
+              <w:jc w:val="right"/>
+            </w:pPr>
+            <w:r>
+              <w:rPr>
+                <w:rFonts w:ascii="Times New Roman" w:cs="Times New Roman" w:eastAsia="Times New Roman" w:hAnsi="Times New Roman"/>
+                <w:b w:val="false"/>
+                <w:bCs w:val="false"/>
+                <w:sz w:val="22"/>
+                <w:szCs w:val="22"/>
+              </w:rPr>
+              <w:t xml:space="preserve">−4.397</w:t>
+            </w:r>
+          </w:p>
+        </w:tc>
+        <w:tc>
+          <w:tcPr>
+            <w:tcW w:type="dxa" w:w="959"/>
+            <w:tcBorders>
+              <w:top w:val="single" w:color="808080" w:sz="4"/>
+              <w:left w:val="single" w:color="808080" w:sz="4"/>
+              <w:bottom w:val="single" w:color="808080" w:sz="4"/>
+              <w:right w:val="single" w:color="808080" w:sz="4"/>
+            </w:tcBorders>
+            <w:tcMar>
+              <w:top w:type="dxa" w:w="40"/>
+              <w:left w:type="dxa" w:w="80"/>
+              <w:bottom w:type="dxa" w:w="40"/>
+              <w:right w:type="dxa" w:w="80"/>
+            </w:tcMar>
+          </w:tcPr>
+          <w:p>
+            <w:pPr>
+              <w:spacing w:after="0" w:before="0" w:line="240"/>
+              <w:jc w:val="right"/>
+            </w:pPr>
+            <w:r>
+              <w:rPr>
+                <w:rFonts w:ascii="Times New Roman" w:cs="Times New Roman" w:eastAsia="Times New Roman" w:hAnsi="Times New Roman"/>
+                <w:b w:val="false"/>
+                <w:bCs w:val="false"/>
+                <w:sz w:val="22"/>
+                <w:szCs w:val="22"/>
+              </w:rPr>
+              <w:t xml:space="preserve">−4.361</w:t>
+            </w:r>
+          </w:p>
+        </w:tc>
+        <w:tc>
+          <w:tcPr>
+            <w:tcW w:type="dxa" w:w="1409"/>
+            <w:tcBorders>
+              <w:top w:val="single" w:color="808080" w:sz="4"/>
+              <w:left w:val="single" w:color="808080" w:sz="4"/>
+              <w:bottom w:val="single" w:color="808080" w:sz="4"/>
+              <w:right w:val="single" w:color="808080" w:sz="4"/>
+            </w:tcBorders>
+            <w:tcMar>
+              <w:top w:type="dxa" w:w="40"/>
+              <w:left w:type="dxa" w:w="80"/>
+              <w:bottom w:type="dxa" w:w="40"/>
+              <w:right w:type="dxa" w:w="80"/>
+            </w:tcMar>
+          </w:tcPr>
+          <w:p>
+            <w:pPr>
+              <w:spacing w:after="0" w:before="0" w:line="240"/>
+              <w:jc w:val="left"/>
+            </w:pPr>
+            <w:r>
+              <w:rPr>
+                <w:rFonts w:ascii="Times New Roman" w:cs="Times New Roman" w:eastAsia="Times New Roman" w:hAnsi="Times New Roman"/>
+                <w:b w:val="false"/>
+                <w:bCs w:val="false"/>
+                <w:sz w:val="22"/>
+                <w:szCs w:val="22"/>
+              </w:rPr>
+              <w:t xml:space="preserve">ухудшение</w:t>
+            </w:r>
+          </w:p>
+        </w:tc>
+      </w:tr>
+      <w:tr>
+        <w:tc>
+          <w:tcPr>
+            <w:tcW w:type="dxa" w:w="2193"/>
+            <w:tcBorders>
+              <w:top w:val="single" w:color="808080" w:sz="4"/>
+              <w:left w:val="single" w:color="808080" w:sz="4"/>
+              <w:bottom w:val="single" w:color="808080" w:sz="4"/>
+              <w:right w:val="single" w:color="808080" w:sz="4"/>
+            </w:tcBorders>
+            <w:tcMar>
+              <w:top w:type="dxa" w:w="40"/>
+              <w:left w:type="dxa" w:w="80"/>
+              <w:bottom w:type="dxa" w:w="40"/>
+              <w:right w:type="dxa" w:w="80"/>
+            </w:tcMar>
+          </w:tcPr>
+          <w:p>
+            <w:pPr>
+              <w:spacing w:after="0" w:before="0" w:line="240"/>
+              <w:jc w:val="left"/>
+            </w:pPr>
+            <w:r>
+              <w:rPr>
+                <w:rFonts w:ascii="Times New Roman" w:cs="Times New Roman" w:eastAsia="Times New Roman" w:hAnsi="Times New Roman"/>
+                <w:b w:val="false"/>
+                <w:bCs w:val="false"/>
+                <w:sz w:val="22"/>
+                <w:szCs w:val="22"/>
+              </w:rPr>
+              <w:t xml:space="preserve">интерполяция, дБ</w:t>
+            </w:r>
+          </w:p>
+        </w:tc>
+        <w:tc>
+          <w:tcPr>
+            <w:tcW w:type="dxa" w:w="959"/>
+            <w:tcBorders>
+              <w:top w:val="single" w:color="808080" w:sz="4"/>
+              <w:left w:val="single" w:color="808080" w:sz="4"/>
+              <w:bottom w:val="single" w:color="808080" w:sz="4"/>
+              <w:right w:val="single" w:color="808080" w:sz="4"/>
+            </w:tcBorders>
+            <w:tcMar>
+              <w:top w:type="dxa" w:w="40"/>
+              <w:left w:type="dxa" w:w="80"/>
+              <w:bottom w:type="dxa" w:w="40"/>
+              <w:right w:type="dxa" w:w="80"/>
+            </w:tcMar>
+          </w:tcPr>
+          <w:p>
+            <w:pPr>
+              <w:spacing w:after="0" w:before="0" w:line="240"/>
+              <w:jc w:val="right"/>
+            </w:pPr>
+            <w:r>
+              <w:rPr>
+                <w:rFonts w:ascii="Times New Roman" w:cs="Times New Roman" w:eastAsia="Times New Roman" w:hAnsi="Times New Roman"/>
+                <w:b w:val="false"/>
+                <w:bCs w:val="false"/>
+                <w:sz w:val="22"/>
+                <w:szCs w:val="22"/>
+              </w:rPr>
+              <w:t xml:space="preserve">22.695</w:t>
+            </w:r>
+          </w:p>
+        </w:tc>
+        <w:tc>
+          <w:tcPr>
+            <w:tcW w:type="dxa" w:w="959"/>
+            <w:tcBorders>
+              <w:top w:val="single" w:color="808080" w:sz="4"/>
+              <w:left w:val="single" w:color="808080" w:sz="4"/>
+              <w:bottom w:val="single" w:color="808080" w:sz="4"/>
+              <w:right w:val="single" w:color="808080" w:sz="4"/>
+            </w:tcBorders>
+            <w:tcMar>
+              <w:top w:type="dxa" w:w="40"/>
+              <w:left w:type="dxa" w:w="80"/>
+              <w:bottom w:type="dxa" w:w="40"/>
+              <w:right w:type="dxa" w:w="80"/>
+            </w:tcMar>
+          </w:tcPr>
+          <w:p>
+            <w:pPr>
+              <w:spacing w:after="0" w:before="0" w:line="240"/>
+              <w:jc w:val="right"/>
+            </w:pPr>
+            <w:r>
+              <w:rPr>
+                <w:rFonts w:ascii="Times New Roman" w:cs="Times New Roman" w:eastAsia="Times New Roman" w:hAnsi="Times New Roman"/>
+                <w:b w:val="false"/>
+                <w:bCs w:val="false"/>
+                <w:sz w:val="22"/>
+                <w:szCs w:val="22"/>
+              </w:rPr>
+              <w:t xml:space="preserve">22.703</w:t>
+            </w:r>
+          </w:p>
+        </w:tc>
+        <w:tc>
+          <w:tcPr>
+            <w:tcW w:type="dxa" w:w="959"/>
+            <w:tcBorders>
+              <w:top w:val="single" w:color="808080" w:sz="4"/>
+              <w:left w:val="single" w:color="808080" w:sz="4"/>
+              <w:bottom w:val="single" w:color="808080" w:sz="4"/>
+              <w:right w:val="single" w:color="808080" w:sz="4"/>
+            </w:tcBorders>
+            <w:tcMar>
+              <w:top w:type="dxa" w:w="40"/>
+              <w:left w:type="dxa" w:w="80"/>
+              <w:bottom w:type="dxa" w:w="40"/>
+              <w:right w:type="dxa" w:w="80"/>
+            </w:tcMar>
+          </w:tcPr>
+          <w:p>
+            <w:pPr>
+              <w:spacing w:after="0" w:before="0" w:line="240"/>
+              <w:jc w:val="right"/>
+            </w:pPr>
+            <w:r>
+              <w:rPr>
+                <w:rFonts w:ascii="Times New Roman" w:cs="Times New Roman" w:eastAsia="Times New Roman" w:hAnsi="Times New Roman"/>
+                <w:b w:val="false"/>
+                <w:bCs w:val="false"/>
+                <w:sz w:val="22"/>
+                <w:szCs w:val="22"/>
+              </w:rPr>
+              <w:t xml:space="preserve">21.487</w:t>
+            </w:r>
+          </w:p>
+        </w:tc>
+        <w:tc>
+          <w:tcPr>
+            <w:tcW w:type="dxa" w:w="959"/>
+            <w:tcBorders>
+              <w:top w:val="single" w:color="808080" w:sz="4"/>
+              <w:left w:val="single" w:color="808080" w:sz="4"/>
+              <w:bottom w:val="single" w:color="808080" w:sz="4"/>
+              <w:right w:val="single" w:color="808080" w:sz="4"/>
+            </w:tcBorders>
+            <w:tcMar>
+              <w:top w:type="dxa" w:w="40"/>
+              <w:left w:type="dxa" w:w="80"/>
+              <w:bottom w:type="dxa" w:w="40"/>
+              <w:right w:type="dxa" w:w="80"/>
+            </w:tcMar>
+          </w:tcPr>
+          <w:p>
+            <w:pPr>
+              <w:spacing w:after="0" w:before="0" w:line="240"/>
+              <w:jc w:val="right"/>
+            </w:pPr>
+            <w:r>
+              <w:rPr>
+                <w:rFonts w:ascii="Times New Roman" w:cs="Times New Roman" w:eastAsia="Times New Roman" w:hAnsi="Times New Roman"/>
+                <w:b w:val="false"/>
+                <w:bCs w:val="false"/>
+                <w:sz w:val="22"/>
+                <w:szCs w:val="22"/>
+              </w:rPr>
+              <w:t xml:space="preserve">21.516</w:t>
+            </w:r>
+          </w:p>
+        </w:tc>
+        <w:tc>
+          <w:tcPr>
+            <w:tcW w:type="dxa" w:w="959"/>
+            <w:tcBorders>
+              <w:top w:val="single" w:color="808080" w:sz="4"/>
+              <w:left w:val="single" w:color="808080" w:sz="4"/>
+              <w:bottom w:val="single" w:color="808080" w:sz="4"/>
+              <w:right w:val="single" w:color="808080" w:sz="4"/>
+            </w:tcBorders>
+            <w:tcMar>
+              <w:top w:type="dxa" w:w="40"/>
+              <w:left w:type="dxa" w:w="80"/>
+              <w:bottom w:type="dxa" w:w="40"/>
+              <w:right w:type="dxa" w:w="80"/>
+            </w:tcMar>
+          </w:tcPr>
+          <w:p>
+            <w:pPr>
+              <w:spacing w:after="0" w:before="0" w:line="240"/>
+              <w:jc w:val="right"/>
+            </w:pPr>
+            <w:r>
+              <w:rPr>
+                <w:rFonts w:ascii="Times New Roman" w:cs="Times New Roman" w:eastAsia="Times New Roman" w:hAnsi="Times New Roman"/>
+                <w:b w:val="false"/>
+                <w:bCs w:val="false"/>
+                <w:sz w:val="22"/>
+                <w:szCs w:val="22"/>
+              </w:rPr>
+              <w:t xml:space="preserve">−1.208</w:t>
+            </w:r>
+          </w:p>
+        </w:tc>
+        <w:tc>
+          <w:tcPr>
+            <w:tcW w:type="dxa" w:w="959"/>
+            <w:tcBorders>
+              <w:top w:val="single" w:color="808080" w:sz="4"/>
+              <w:left w:val="single" w:color="808080" w:sz="4"/>
+              <w:bottom w:val="single" w:color="808080" w:sz="4"/>
+              <w:right w:val="single" w:color="808080" w:sz="4"/>
+            </w:tcBorders>
+            <w:tcMar>
+              <w:top w:type="dxa" w:w="40"/>
+              <w:left w:type="dxa" w:w="80"/>
+              <w:bottom w:type="dxa" w:w="40"/>
+              <w:right w:type="dxa" w:w="80"/>
+            </w:tcMar>
+          </w:tcPr>
+          <w:p>
+            <w:pPr>
+              <w:spacing w:after="0" w:before="0" w:line="240"/>
+              <w:jc w:val="right"/>
+            </w:pPr>
+            <w:r>
+              <w:rPr>
+                <w:rFonts w:ascii="Times New Roman" w:cs="Times New Roman" w:eastAsia="Times New Roman" w:hAnsi="Times New Roman"/>
+                <w:b w:val="false"/>
+                <w:bCs w:val="false"/>
+                <w:sz w:val="22"/>
+                <w:szCs w:val="22"/>
+              </w:rPr>
+              <w:t xml:space="preserve">−1.187</w:t>
+            </w:r>
+          </w:p>
+        </w:tc>
+        <w:tc>
+          <w:tcPr>
+            <w:tcW w:type="dxa" w:w="1409"/>
+            <w:tcBorders>
+              <w:top w:val="single" w:color="808080" w:sz="4"/>
+              <w:left w:val="single" w:color="808080" w:sz="4"/>
+              <w:bottom w:val="single" w:color="808080" w:sz="4"/>
+              <w:right w:val="single" w:color="808080" w:sz="4"/>
+            </w:tcBorders>
+            <w:tcMar>
+              <w:top w:type="dxa" w:w="40"/>
+              <w:left w:type="dxa" w:w="80"/>
+              <w:bottom w:type="dxa" w:w="40"/>
+              <w:right w:type="dxa" w:w="80"/>
+            </w:tcMar>
+          </w:tcPr>
+          <w:p>
+            <w:pPr>
+              <w:spacing w:after="0" w:before="0" w:line="240"/>
+              <w:jc w:val="left"/>
+            </w:pPr>
+            <w:r>
+              <w:rPr>
+                <w:rFonts w:ascii="Times New Roman" w:cs="Times New Roman" w:eastAsia="Times New Roman" w:hAnsi="Times New Roman"/>
+                <w:b w:val="false"/>
+                <w:bCs w:val="false"/>
+                <w:sz w:val="22"/>
+                <w:szCs w:val="22"/>
+              </w:rPr>
+              <w:t xml:space="preserve">ухудшение</w:t>
+            </w:r>
+          </w:p>
+        </w:tc>
+      </w:tr>
+      <w:tr>
+        <w:tc>
+          <w:tcPr>
+            <w:tcW w:type="dxa" w:w="2193"/>
+            <w:tcBorders>
+              <w:top w:val="single" w:color="808080" w:sz="4"/>
+              <w:left w:val="single" w:color="808080" w:sz="4"/>
+              <w:bottom w:val="single" w:color="808080" w:sz="4"/>
+              <w:right w:val="single" w:color="808080" w:sz="4"/>
+            </w:tcBorders>
+            <w:tcMar>
+              <w:top w:type="dxa" w:w="40"/>
+              <w:left w:type="dxa" w:w="80"/>
+              <w:bottom w:type="dxa" w:w="40"/>
+              <w:right w:type="dxa" w:w="80"/>
+            </w:tcMar>
+          </w:tcPr>
+          <w:p>
+            <w:pPr>
+              <w:spacing w:after="0" w:before="0" w:line="240"/>
+              <w:jc w:val="left"/>
+            </w:pPr>
+            <w:r>
+              <w:rPr>
+                <w:rFonts w:ascii="Times New Roman" w:cs="Times New Roman" w:eastAsia="Times New Roman" w:hAnsi="Times New Roman"/>
+                <w:b w:val="false"/>
+                <w:bCs w:val="false"/>
+                <w:sz w:val="22"/>
+                <w:szCs w:val="22"/>
+              </w:rPr>
+              <w:t xml:space="preserve">сэмплы, дБ</w:t>
+            </w:r>
+          </w:p>
+        </w:tc>
+        <w:tc>
+          <w:tcPr>
+            <w:tcW w:type="dxa" w:w="959"/>
+            <w:tcBorders>
+              <w:top w:val="single" w:color="808080" w:sz="4"/>
+              <w:left w:val="single" w:color="808080" w:sz="4"/>
+              <w:bottom w:val="single" w:color="808080" w:sz="4"/>
+              <w:right w:val="single" w:color="808080" w:sz="4"/>
+            </w:tcBorders>
+            <w:tcMar>
+              <w:top w:type="dxa" w:w="40"/>
+              <w:left w:type="dxa" w:w="80"/>
+              <w:bottom w:type="dxa" w:w="40"/>
+              <w:right w:type="dxa" w:w="80"/>
+            </w:tcMar>
+          </w:tcPr>
+          <w:p>
+            <w:pPr>
+              <w:spacing w:after="0" w:before="0" w:line="240"/>
+              <w:jc w:val="right"/>
+            </w:pPr>
+            <w:r>
+              <w:rPr>
+                <w:rFonts w:ascii="Times New Roman" w:cs="Times New Roman" w:eastAsia="Times New Roman" w:hAnsi="Times New Roman"/>
+                <w:b w:val="false"/>
+                <w:bCs w:val="false"/>
+                <w:sz w:val="22"/>
+                <w:szCs w:val="22"/>
+              </w:rPr>
+              <w:t xml:space="preserve">22.614</w:t>
+            </w:r>
+          </w:p>
+        </w:tc>
+        <w:tc>
+          <w:tcPr>
+            <w:tcW w:type="dxa" w:w="959"/>
+            <w:tcBorders>
+              <w:top w:val="single" w:color="808080" w:sz="4"/>
+              <w:left w:val="single" w:color="808080" w:sz="4"/>
+              <w:bottom w:val="single" w:color="808080" w:sz="4"/>
+              <w:right w:val="single" w:color="808080" w:sz="4"/>
+            </w:tcBorders>
+            <w:tcMar>
+              <w:top w:type="dxa" w:w="40"/>
+              <w:left w:type="dxa" w:w="80"/>
+              <w:bottom w:type="dxa" w:w="40"/>
+              <w:right w:type="dxa" w:w="80"/>
+            </w:tcMar>
+          </w:tcPr>
+          <w:p>
+            <w:pPr>
+              <w:spacing w:after="0" w:before="0" w:line="240"/>
+              <w:jc w:val="right"/>
+            </w:pPr>
+            <w:r>
+              <w:rPr>
+                <w:rFonts w:ascii="Times New Roman" w:cs="Times New Roman" w:eastAsia="Times New Roman" w:hAnsi="Times New Roman"/>
+                <w:b w:val="false"/>
+                <w:bCs w:val="false"/>
+                <w:sz w:val="22"/>
+                <w:szCs w:val="22"/>
+              </w:rPr>
+              <w:t xml:space="preserve">22.633</w:t>
+            </w:r>
+          </w:p>
+        </w:tc>
+        <w:tc>
+          <w:tcPr>
+            <w:tcW w:type="dxa" w:w="959"/>
+            <w:tcBorders>
+              <w:top w:val="single" w:color="808080" w:sz="4"/>
+              <w:left w:val="single" w:color="808080" w:sz="4"/>
+              <w:bottom w:val="single" w:color="808080" w:sz="4"/>
+              <w:right w:val="single" w:color="808080" w:sz="4"/>
+            </w:tcBorders>
+            <w:tcMar>
+              <w:top w:type="dxa" w:w="40"/>
+              <w:left w:type="dxa" w:w="80"/>
+              <w:bottom w:type="dxa" w:w="40"/>
+              <w:right w:type="dxa" w:w="80"/>
+            </w:tcMar>
+          </w:tcPr>
+          <w:p>
+            <w:pPr>
+              <w:spacing w:after="0" w:before="0" w:line="240"/>
+              <w:jc w:val="right"/>
+            </w:pPr>
+            <w:r>
+              <w:rPr>
+                <w:rFonts w:ascii="Times New Roman" w:cs="Times New Roman" w:eastAsia="Times New Roman" w:hAnsi="Times New Roman"/>
+                <w:b w:val="false"/>
+                <w:bCs w:val="false"/>
+                <w:sz w:val="22"/>
+                <w:szCs w:val="22"/>
+              </w:rPr>
+              <w:t xml:space="preserve">22.162</w:t>
+            </w:r>
+          </w:p>
+        </w:tc>
+        <w:tc>
+          <w:tcPr>
+            <w:tcW w:type="dxa" w:w="959"/>
+            <w:tcBorders>
+              <w:top w:val="single" w:color="808080" w:sz="4"/>
+              <w:left w:val="single" w:color="808080" w:sz="4"/>
+              <w:bottom w:val="single" w:color="808080" w:sz="4"/>
+              <w:right w:val="single" w:color="808080" w:sz="4"/>
+            </w:tcBorders>
+            <w:tcMar>
+              <w:top w:type="dxa" w:w="40"/>
+              <w:left w:type="dxa" w:w="80"/>
+              <w:bottom w:type="dxa" w:w="40"/>
+              <w:right w:type="dxa" w:w="80"/>
+            </w:tcMar>
+          </w:tcPr>
+          <w:p>
+            <w:pPr>
+              <w:spacing w:after="0" w:before="0" w:line="240"/>
+              <w:jc w:val="right"/>
+            </w:pPr>
+            <w:r>
+              <w:rPr>
+                <w:rFonts w:ascii="Times New Roman" w:cs="Times New Roman" w:eastAsia="Times New Roman" w:hAnsi="Times New Roman"/>
+                <w:b w:val="false"/>
+                <w:bCs w:val="false"/>
+                <w:sz w:val="22"/>
+                <w:szCs w:val="22"/>
+              </w:rPr>
+              <w:t xml:space="preserve">22.167</w:t>
+            </w:r>
+          </w:p>
+        </w:tc>
+        <w:tc>
+          <w:tcPr>
+            <w:tcW w:type="dxa" w:w="959"/>
+            <w:tcBorders>
+              <w:top w:val="single" w:color="808080" w:sz="4"/>
+              <w:left w:val="single" w:color="808080" w:sz="4"/>
+              <w:bottom w:val="single" w:color="808080" w:sz="4"/>
+              <w:right w:val="single" w:color="808080" w:sz="4"/>
+            </w:tcBorders>
+            <w:tcMar>
+              <w:top w:type="dxa" w:w="40"/>
+              <w:left w:type="dxa" w:w="80"/>
+              <w:bottom w:type="dxa" w:w="40"/>
+              <w:right w:type="dxa" w:w="80"/>
+            </w:tcMar>
+          </w:tcPr>
+          <w:p>
+            <w:pPr>
+              <w:spacing w:after="0" w:before="0" w:line="240"/>
+              <w:jc w:val="right"/>
+            </w:pPr>
+            <w:r>
+              <w:rPr>
+                <w:rFonts w:ascii="Times New Roman" w:cs="Times New Roman" w:eastAsia="Times New Roman" w:hAnsi="Times New Roman"/>
+                <w:b w:val="false"/>
+                <w:bCs w:val="false"/>
+                <w:sz w:val="22"/>
+                <w:szCs w:val="22"/>
+              </w:rPr>
+              <w:t xml:space="preserve">−0.452</w:t>
+            </w:r>
+          </w:p>
+        </w:tc>
+        <w:tc>
+          <w:tcPr>
+            <w:tcW w:type="dxa" w:w="959"/>
+            <w:tcBorders>
+              <w:top w:val="single" w:color="808080" w:sz="4"/>
+              <w:left w:val="single" w:color="808080" w:sz="4"/>
+              <w:bottom w:val="single" w:color="808080" w:sz="4"/>
+              <w:right w:val="single" w:color="808080" w:sz="4"/>
+            </w:tcBorders>
+            <w:tcMar>
+              <w:top w:type="dxa" w:w="40"/>
+              <w:left w:type="dxa" w:w="80"/>
+              <w:bottom w:type="dxa" w:w="40"/>
+              <w:right w:type="dxa" w:w="80"/>
+            </w:tcMar>
+          </w:tcPr>
+          <w:p>
+            <w:pPr>
+              <w:spacing w:after="0" w:before="0" w:line="240"/>
+              <w:jc w:val="right"/>
+            </w:pPr>
+            <w:r>
+              <w:rPr>
+                <w:rFonts w:ascii="Times New Roman" w:cs="Times New Roman" w:eastAsia="Times New Roman" w:hAnsi="Times New Roman"/>
+                <w:b w:val="false"/>
+                <w:bCs w:val="false"/>
+                <w:sz w:val="22"/>
+                <w:szCs w:val="22"/>
+              </w:rPr>
+              <w:t xml:space="preserve">−0.467</w:t>
+            </w:r>
+          </w:p>
+        </w:tc>
+        <w:tc>
+          <w:tcPr>
+            <w:tcW w:type="dxa" w:w="1409"/>
+            <w:tcBorders>
+              <w:top w:val="single" w:color="808080" w:sz="4"/>
+              <w:left w:val="single" w:color="808080" w:sz="4"/>
+              <w:bottom w:val="single" w:color="808080" w:sz="4"/>
+              <w:right w:val="single" w:color="808080" w:sz="4"/>
+            </w:tcBorders>
+            <w:tcMar>
+              <w:top w:type="dxa" w:w="40"/>
+              <w:left w:type="dxa" w:w="80"/>
+              <w:bottom w:type="dxa" w:w="40"/>
+              <w:right w:type="dxa" w:w="80"/>
+            </w:tcMar>
+          </w:tcPr>
+          <w:p>
+            <w:pPr>
+              <w:spacing w:after="0" w:before="0" w:line="240"/>
+              <w:jc w:val="left"/>
+            </w:pPr>
+            <w:r>
+              <w:rPr>
+                <w:rFonts w:ascii="Times New Roman" w:cs="Times New Roman" w:eastAsia="Times New Roman" w:hAnsi="Times New Roman"/>
+                <w:b w:val="false"/>
+                <w:bCs w:val="false"/>
+                <w:sz w:val="22"/>
+                <w:szCs w:val="22"/>
+              </w:rPr>
+              <w:t xml:space="preserve">нейтрально</w:t>
+            </w:r>
+          </w:p>
+        </w:tc>
+      </w:tr>
+      <w:tr>
+        <w:tc>
+          <w:tcPr>
+            <w:tcW w:type="dxa" w:w="2193"/>
+            <w:tcBorders>
+              <w:top w:val="single" w:color="808080" w:sz="4"/>
+              <w:left w:val="single" w:color="808080" w:sz="4"/>
+              <w:bottom w:val="single" w:color="808080" w:sz="4"/>
+              <w:right w:val="single" w:color="808080" w:sz="4"/>
+            </w:tcBorders>
+            <w:tcMar>
+              <w:top w:type="dxa" w:w="40"/>
+              <w:left w:type="dxa" w:w="80"/>
+              <w:bottom w:type="dxa" w:w="40"/>
+              <w:right w:type="dxa" w:w="80"/>
+            </w:tcMar>
+          </w:tcPr>
+          <w:p>
+            <w:pPr>
+              <w:spacing w:after="0" w:before="0" w:line="240"/>
+              <w:jc w:val="left"/>
+            </w:pPr>
+            <w:r>
+              <w:rPr>
+                <w:rFonts w:ascii="Times New Roman" w:cs="Times New Roman" w:eastAsia="Times New Roman" w:hAnsi="Times New Roman"/>
+                <w:b w:val="false"/>
+                <w:bCs w:val="false"/>
+                <w:sz w:val="22"/>
+                <w:szCs w:val="22"/>
+              </w:rPr>
+              <w:t xml:space="preserve">R² факторов</w:t>
+            </w:r>
+          </w:p>
+        </w:tc>
+        <w:tc>
+          <w:tcPr>
+            <w:tcW w:type="dxa" w:w="959"/>
+            <w:tcBorders>
+              <w:top w:val="single" w:color="808080" w:sz="4"/>
+              <w:left w:val="single" w:color="808080" w:sz="4"/>
+              <w:bottom w:val="single" w:color="808080" w:sz="4"/>
+              <w:right w:val="single" w:color="808080" w:sz="4"/>
+            </w:tcBorders>
+            <w:tcMar>
+              <w:top w:type="dxa" w:w="40"/>
+              <w:left w:type="dxa" w:w="80"/>
+              <w:bottom w:type="dxa" w:w="40"/>
+              <w:right w:type="dxa" w:w="80"/>
+            </w:tcMar>
+          </w:tcPr>
+          <w:p>
+            <w:pPr>
+              <w:spacing w:after="0" w:before="0" w:line="240"/>
+              <w:jc w:val="right"/>
+            </w:pPr>
+            <w:r>
+              <w:rPr>
+                <w:rFonts w:ascii="Times New Roman" w:cs="Times New Roman" w:eastAsia="Times New Roman" w:hAnsi="Times New Roman"/>
+                <w:b w:val="false"/>
+                <w:bCs w:val="false"/>
+                <w:sz w:val="22"/>
+                <w:szCs w:val="22"/>
+              </w:rPr>
+              <w:t xml:space="preserve">0.925</w:t>
+            </w:r>
+          </w:p>
+        </w:tc>
+        <w:tc>
+          <w:tcPr>
+            <w:tcW w:type="dxa" w:w="959"/>
+            <w:tcBorders>
+              <w:top w:val="single" w:color="808080" w:sz="4"/>
+              <w:left w:val="single" w:color="808080" w:sz="4"/>
+              <w:bottom w:val="single" w:color="808080" w:sz="4"/>
+              <w:right w:val="single" w:color="808080" w:sz="4"/>
+            </w:tcBorders>
+            <w:tcMar>
+              <w:top w:type="dxa" w:w="40"/>
+              <w:left w:type="dxa" w:w="80"/>
+              <w:bottom w:type="dxa" w:w="40"/>
+              <w:right w:type="dxa" w:w="80"/>
+            </w:tcMar>
+          </w:tcPr>
+          <w:p>
+            <w:pPr>
+              <w:spacing w:after="0" w:before="0" w:line="240"/>
+              <w:jc w:val="right"/>
+            </w:pPr>
+            <w:r>
+              <w:rPr>
+                <w:rFonts w:ascii="Times New Roman" w:cs="Times New Roman" w:eastAsia="Times New Roman" w:hAnsi="Times New Roman"/>
+                <w:b w:val="false"/>
+                <w:bCs w:val="false"/>
+                <w:sz w:val="22"/>
+                <w:szCs w:val="22"/>
+              </w:rPr>
+              <w:t xml:space="preserve">0.926</w:t>
+            </w:r>
+          </w:p>
+        </w:tc>
+        <w:tc>
+          <w:tcPr>
+            <w:tcW w:type="dxa" w:w="959"/>
+            <w:tcBorders>
+              <w:top w:val="single" w:color="808080" w:sz="4"/>
+              <w:left w:val="single" w:color="808080" w:sz="4"/>
+              <w:bottom w:val="single" w:color="808080" w:sz="4"/>
+              <w:right w:val="single" w:color="808080" w:sz="4"/>
+            </w:tcBorders>
+            <w:tcMar>
+              <w:top w:type="dxa" w:w="40"/>
+              <w:left w:type="dxa" w:w="80"/>
+              <w:bottom w:type="dxa" w:w="40"/>
+              <w:right w:type="dxa" w:w="80"/>
+            </w:tcMar>
+          </w:tcPr>
+          <w:p>
+            <w:pPr>
+              <w:spacing w:after="0" w:before="0" w:line="240"/>
+              <w:jc w:val="right"/>
+            </w:pPr>
+            <w:r>
+              <w:rPr>
+                <w:rFonts w:ascii="Times New Roman" w:cs="Times New Roman" w:eastAsia="Times New Roman" w:hAnsi="Times New Roman"/>
+                <w:b w:val="false"/>
+                <w:bCs w:val="false"/>
+                <w:sz w:val="22"/>
+                <w:szCs w:val="22"/>
+              </w:rPr>
+              <w:t xml:space="preserve">0.810</w:t>
+            </w:r>
+          </w:p>
+        </w:tc>
+        <w:tc>
+          <w:tcPr>
+            <w:tcW w:type="dxa" w:w="959"/>
+            <w:tcBorders>
+              <w:top w:val="single" w:color="808080" w:sz="4"/>
+              <w:left w:val="single" w:color="808080" w:sz="4"/>
+              <w:bottom w:val="single" w:color="808080" w:sz="4"/>
+              <w:right w:val="single" w:color="808080" w:sz="4"/>
+            </w:tcBorders>
+            <w:tcMar>
+              <w:top w:type="dxa" w:w="40"/>
+              <w:left w:type="dxa" w:w="80"/>
+              <w:bottom w:type="dxa" w:w="40"/>
+              <w:right w:type="dxa" w:w="80"/>
+            </w:tcMar>
+          </w:tcPr>
+          <w:p>
+            <w:pPr>
+              <w:spacing w:after="0" w:before="0" w:line="240"/>
+              <w:jc w:val="right"/>
+            </w:pPr>
+            <w:r>
+              <w:rPr>
+                <w:rFonts w:ascii="Times New Roman" w:cs="Times New Roman" w:eastAsia="Times New Roman" w:hAnsi="Times New Roman"/>
+                <w:b w:val="false"/>
+                <w:bCs w:val="false"/>
+                <w:sz w:val="22"/>
+                <w:szCs w:val="22"/>
+              </w:rPr>
+              <w:t xml:space="preserve">0.845</w:t>
+            </w:r>
+          </w:p>
+        </w:tc>
+        <w:tc>
+          <w:tcPr>
+            <w:tcW w:type="dxa" w:w="959"/>
+            <w:tcBorders>
+              <w:top w:val="single" w:color="808080" w:sz="4"/>
+              <w:left w:val="single" w:color="808080" w:sz="4"/>
+              <w:bottom w:val="single" w:color="808080" w:sz="4"/>
+              <w:right w:val="single" w:color="808080" w:sz="4"/>
+            </w:tcBorders>
+            <w:tcMar>
+              <w:top w:type="dxa" w:w="40"/>
+              <w:left w:type="dxa" w:w="80"/>
+              <w:bottom w:type="dxa" w:w="40"/>
+              <w:right w:type="dxa" w:w="80"/>
+            </w:tcMar>
+          </w:tcPr>
+          <w:p>
+            <w:pPr>
+              <w:spacing w:after="0" w:before="0" w:line="240"/>
+              <w:jc w:val="right"/>
+            </w:pPr>
+            <w:r>
+              <w:rPr>
+                <w:rFonts w:ascii="Times New Roman" w:cs="Times New Roman" w:eastAsia="Times New Roman" w:hAnsi="Times New Roman"/>
+                <w:b w:val="false"/>
+                <w:bCs w:val="false"/>
+                <w:sz w:val="22"/>
+                <w:szCs w:val="22"/>
+              </w:rPr>
+              <w:t xml:space="preserve">−0.115</w:t>
+            </w:r>
+          </w:p>
+        </w:tc>
+        <w:tc>
+          <w:tcPr>
+            <w:tcW w:type="dxa" w:w="959"/>
+            <w:tcBorders>
+              <w:top w:val="single" w:color="808080" w:sz="4"/>
+              <w:left w:val="single" w:color="808080" w:sz="4"/>
+              <w:bottom w:val="single" w:color="808080" w:sz="4"/>
+              <w:right w:val="single" w:color="808080" w:sz="4"/>
+            </w:tcBorders>
+            <w:tcMar>
+              <w:top w:type="dxa" w:w="40"/>
+              <w:left w:type="dxa" w:w="80"/>
+              <w:bottom w:type="dxa" w:w="40"/>
+              <w:right w:type="dxa" w:w="80"/>
+            </w:tcMar>
+          </w:tcPr>
+          <w:p>
+            <w:pPr>
+              <w:spacing w:after="0" w:before="0" w:line="240"/>
+              <w:jc w:val="right"/>
+            </w:pPr>
+            <w:r>
+              <w:rPr>
+                <w:rFonts w:ascii="Times New Roman" w:cs="Times New Roman" w:eastAsia="Times New Roman" w:hAnsi="Times New Roman"/>
+                <w:b w:val="false"/>
+                <w:bCs w:val="false"/>
+                <w:sz w:val="22"/>
+                <w:szCs w:val="22"/>
+              </w:rPr>
+              <w:t xml:space="preserve">−0.081</w:t>
+            </w:r>
+          </w:p>
+        </w:tc>
+        <w:tc>
+          <w:tcPr>
+            <w:tcW w:type="dxa" w:w="1409"/>
+            <w:tcBorders>
+              <w:top w:val="single" w:color="808080" w:sz="4"/>
+              <w:left w:val="single" w:color="808080" w:sz="4"/>
+              <w:bottom w:val="single" w:color="808080" w:sz="4"/>
+              <w:right w:val="single" w:color="808080" w:sz="4"/>
+            </w:tcBorders>
+            <w:tcMar>
+              <w:top w:type="dxa" w:w="40"/>
+              <w:left w:type="dxa" w:w="80"/>
+              <w:bottom w:type="dxa" w:w="40"/>
+              <w:right w:type="dxa" w:w="80"/>
+            </w:tcMar>
+          </w:tcPr>
+          <w:p>
+            <w:pPr>
+              <w:spacing w:after="0" w:before="0" w:line="240"/>
+              <w:jc w:val="left"/>
+            </w:pPr>
+            <w:r>
+              <w:rPr>
+                <w:rFonts w:ascii="Times New Roman" w:cs="Times New Roman" w:eastAsia="Times New Roman" w:hAnsi="Times New Roman"/>
+                <w:b w:val="false"/>
+                <w:bCs w:val="false"/>
+                <w:sz w:val="22"/>
+                <w:szCs w:val="22"/>
+              </w:rPr>
+              <w:t xml:space="preserve">ухудшение</w:t>
+            </w:r>
+          </w:p>
+        </w:tc>
+      </w:tr>
+    </w:tbl>
+    <w:p>
+      <w:pPr>
+        <w:spacing w:after="120"/>
+      </w:pPr>
+    </w:p>
+    <w:p>
+      <w:pPr>
+        <w:pStyle w:val="ListParagraph"/>
+        <w:numPr>
+          <w:ilvl w:val="0"/>
+          <w:numId w:val="2"/>
+        </w:numPr>
+        <w:spacing w:after="60" w:line="360"/>
+        <w:jc w:val="both"/>
+      </w:pPr>
+      <w:r>
+        <w:rPr>
+          <w:rFonts w:ascii="Times New Roman" w:cs="Times New Roman" w:eastAsia="Times New Roman" w:hAnsi="Times New Roman"/>
+          <w:sz w:val="28"/>
+          <w:szCs w:val="28"/>
+        </w:rPr>
+        <w:t xml:space="preserve">Значения режима A различаются не больше чем на 0,02 дБ и 0,001 по R²; режима B — не больше чем на 0,03 дБ, кроме R² (0,810 против 0,845, в пределах разброса B по seed). Классы по допуску и признаки 2s те же; для сэмплов в Engee критерий 2s и допуск тоже расходятся.</w:t>
+      </w:r>
+    </w:p>
+    <w:p>
+      <w:pPr>
+        <w:pStyle w:val="ListParagraph"/>
+        <w:numPr>
+          <w:ilvl w:val="0"/>
+          <w:numId w:val="2"/>
+        </w:numPr>
+        <w:spacing w:after="60" w:line="360"/>
+        <w:jc w:val="both"/>
+      </w:pPr>
+      <w:r>
+        <w:rPr>
+          <w:rFonts w:ascii="Times New Roman" w:cs="Times New Roman" w:eastAsia="Times New Roman" w:hAnsi="Times New Roman"/>
+          <w:sz w:val="28"/>
+          <w:szCs w:val="28"/>
+        </w:rPr>
+        <w:t xml:space="preserve">Диагностика seed 101 в Engee: обычный автокодировщик — сэмплы 12,72 дБ; VAE β = 1 — 6 активных осей; VAE β = 8 — 3 активные оси (в Colab 12,71 дБ, 6 и 3).</w:t>
+      </w:r>
+    </w:p>
+    <w:p>
+      <w:pPr>
+        <w:pStyle w:val="ListParagraph"/>
+        <w:numPr>
+          <w:ilvl w:val="0"/>
+          <w:numId w:val="2"/>
+        </w:numPr>
+        <w:spacing w:after="60" w:line="360"/>
+        <w:jc w:val="both"/>
+      </w:pPr>
+      <w:r>
+        <w:rPr>
+          <w:rFonts w:ascii="Times New Roman" w:cs="Times New Roman" w:eastAsia="Times New Roman" w:hAnsi="Times New Roman"/>
+          <w:sz w:val="28"/>
+          <w:szCs w:val="28"/>
+        </w:rPr>
+        <w:t xml:space="preserve">Схлопывание без разогрева в Engee повторилось на том же seed 105: 26,0; 25,9; 25,0; 25,6; </w:t>
+      </w:r>
+      <w:r>
+        <w:rPr>
+          <w:rFonts w:ascii="Times New Roman" w:cs="Times New Roman" w:eastAsia="Times New Roman" w:hAnsi="Times New Roman"/>
+          <w:b/>
+          <w:bCs/>
+          <w:sz w:val="28"/>
+          <w:szCs w:val="28"/>
+        </w:rPr>
+        <w:t xml:space="preserve">16,9</w:t>
+      </w:r>
+      <w:r>
+        <w:rPr>
+          <w:rFonts w:ascii="Times New Roman" w:cs="Times New Roman" w:eastAsia="Times New Roman" w:hAnsi="Times New Roman"/>
+          <w:sz w:val="28"/>
+          <w:szCs w:val="28"/>
+        </w:rPr>
+        <w:t xml:space="preserve"> дБ; с разогревом — 26,0; 26,5; 25,5; 25,6; 25,4 дБ.</w:t>
+      </w:r>
+    </w:p>
+    <w:p>
+      <w:pPr>
+        <w:pStyle w:val="ListParagraph"/>
+        <w:numPr>
+          <w:ilvl w:val="0"/>
+          <w:numId w:val="2"/>
+        </w:numPr>
+        <w:spacing w:after="60" w:line="360"/>
+        <w:jc w:val="both"/>
+      </w:pPr>
+      <w:r>
+        <w:rPr>
+          <w:rFonts w:ascii="Times New Roman" w:cs="Times New Roman" w:eastAsia="Times New Roman" w:hAnsi="Times New Roman"/>
+          <w:sz w:val="28"/>
+          <w:szCs w:val="28"/>
+        </w:rPr>
+        <w:t xml:space="preserve">Листы сравнения Engee и Colab для варианта 7 визуально совпадают (PSNR между ними 41,6 дБ).</w:t>
+      </w:r>
+    </w:p>
+    <w:p>
+      <w:pPr>
+        <w:pStyle w:val="ListParagraph"/>
+        <w:numPr>
+          <w:ilvl w:val="0"/>
+          <w:numId w:val="2"/>
+        </w:numPr>
+        <w:spacing w:after="60" w:line="360"/>
+        <w:jc w:val="both"/>
+      </w:pPr>
+      <w:r>
+        <w:rPr>
+          <w:rFonts w:ascii="Times New Roman" w:cs="Times New Roman" w:eastAsia="Times New Roman" w:hAnsi="Times New Roman"/>
+          <w:sz w:val="28"/>
+          <w:szCs w:val="28"/>
+        </w:rPr>
+        <w:t xml:space="preserve">Время на процессоре Engee: демо — 830 с, вариант 7 — 777 с (в Colab на T4 — 86 и 36 с для соответствующих частей ноутбука).</w:t>
+      </w:r>
+    </w:p>
+    <w:p>
+      <w:pPr>
+        <w:pStyle w:val="ListParagraph"/>
+        <w:numPr>
+          <w:ilvl w:val="0"/>
+          <w:numId w:val="2"/>
+        </w:numPr>
+        <w:spacing w:after="60" w:line="360"/>
+        <w:jc w:val="both"/>
+      </w:pPr>
+      <w:r>
+        <w:rPr>
+          <w:rFonts w:ascii="Times New Roman" w:cs="Times New Roman" w:eastAsia="Times New Roman" w:hAnsi="Times New Roman"/>
+          <w:sz w:val="28"/>
+          <w:szCs w:val="28"/>
+        </w:rPr>
+        <w:t xml:space="preserve">От прогона преподавателя для варианта 7 в Engee (25,72 → 21,43 дБ) наши числа отличаются на 0,02–0,08 дБ. Возможная причина — число потоков: сводный прогон преподавателя выполнялся по одному потоку на процесс, а наш, как и его демо, — на четырёх; порядок суммирования меняет последние знаки.</w:t>
+      </w:r>
+    </w:p>
+    <w:p>
+      <w:pPr>
+        <w:keepNext/>
+        <w:spacing w:after="60" w:before="120"/>
+        <w:jc w:val="center"/>
+      </w:pPr>
+      <w:r>
+        <w:drawing>
+          <wp:inline distT="0" distB="0" distL="0" distR="0">
+            <wp:extent cx="5715000" cy="2857500"/>
+            <wp:effectExtent t="0" r="0" b="0" l="0"/>
+            <wp:docPr id="2" name=""/>
+            <wp:cNvGraphicFramePr>
+              <a:graphicFrameLocks xmlns:a="http://schemas.openxmlformats.org/drawingml/2006/main" noChangeAspect="1"/>
+            </wp:cNvGraphicFramePr>
+            <a:graphic xmlns:a="http://schemas.openxmlformats.org/drawingml/2006/main">
+              <a:graphicData uri="http://schemas.openxmlformats.org/drawingml/2006/picture">
+                <pic:pic xmlns:pic="http://schemas.openxmlformats.org/drawingml/2006/picture">
+                  <pic:nvPicPr>
+                    <pic:cNvPr id="0" name="" descr=""/>
+                    <pic:cNvPicPr>
+                      <a:picLocks noChangeAspect="1" noChangeArrowheads="1"/>
+                    </pic:cNvPicPr>
+                  </pic:nvPicPr>
+                  <pic:blipFill>
+                    <a:blip r:embed="rId39" cstate="none"/>
+                    <a:srcRect/>
+                    <a:stretch>
+                      <a:fillRect/>
+                    </a:stretch>
+                  </pic:blipFill>
+                  <pic:spPr bwMode="auto">
+                    <a:xfrm>
+                      <a:off x="0" y="0"/>
+                      <a:ext cx="5715000" cy="2857500"/>
+                    </a:xfrm>
+                    <a:prstGeom prst="rect">
+                      <a:avLst/>
+                    </a:prstGeom>
+                  </pic:spPr>
+                </pic:pic>
+              </a:graphicData>
+            </a:graphic>
+          </wp:inline>
+        </w:drawing>
+      </w:r>
+    </w:p>
+    <w:p>
+      <w:pPr>
+        <w:spacing w:after="200"/>
+        <w:jc w:val="center"/>
+      </w:pPr>
+      <w:r>
+        <w:rPr>
+          <w:rFonts w:ascii="Times New Roman" w:cs="Times New Roman" w:eastAsia="Times New Roman" w:hAnsi="Times New Roman"/>
+          <w:i/>
+          <w:iCs/>
+          <w:sz w:val="22"/>
+          <w:szCs w:val="22"/>
+        </w:rPr>
+        <w:t xml:space="preserve">Рисунок 2 — Лист сравнения варианта 7, полученный в Engee</w:t>
+      </w:r>
+    </w:p>
+    <w:p>
+      <w:pPr>
+        <w:keepNext/>
+        <w:spacing w:after="60" w:before="120"/>
+        <w:jc w:val="center"/>
+      </w:pPr>
+      <w:r>
+        <w:drawing>
+          <wp:inline distT="0" distB="0" distL="0" distR="0">
+            <wp:extent cx="3019425" cy="5334000"/>
+            <wp:effectExtent t="0" r="0" b="0" l="0"/>
+            <wp:docPr id="3" name=""/>
+            <wp:cNvGraphicFramePr>
+              <a:graphicFrameLocks xmlns:a="http://schemas.openxmlformats.org/drawingml/2006/main" noChangeAspect="1"/>
+            </wp:cNvGraphicFramePr>
+            <a:graphic xmlns:a="http://schemas.openxmlformats.org/drawingml/2006/main">
+              <a:graphicData uri="http://schemas.openxmlformats.org/drawingml/2006/picture">
+                <pic:pic xmlns:pic="http://schemas.openxmlformats.org/drawingml/2006/picture">
+                  <pic:nvPicPr>
+                    <pic:cNvPr id="0" name="" descr=""/>
+                    <pic:cNvPicPr>
+                      <a:picLocks noChangeAspect="1" noChangeArrowheads="1"/>
+                    </pic:cNvPicPr>
+                  </pic:nvPicPr>
+                  <pic:blipFill>
+                    <a:blip r:embed="rId40" cstate="none"/>
+                    <a:srcRect/>
+                    <a:stretch>
+                      <a:fillRect/>
+                    </a:stretch>
+                  </pic:blipFill>
+                  <pic:spPr bwMode="auto">
+                    <a:xfrm>
+                      <a:off x="0" y="0"/>
+                      <a:ext cx="3019425" cy="5334000"/>
+                    </a:xfrm>
+                    <a:prstGeom prst="rect">
+                      <a:avLst/>
+                    </a:prstGeom>
+                  </pic:spPr>
+                </pic:pic>
+              </a:graphicData>
+            </a:graphic>
+          </wp:inline>
+        </w:drawing>
+      </w:r>
+    </w:p>
+    <w:p>
+      <w:pPr>
+        <w:spacing w:after="200"/>
+        <w:jc w:val="center"/>
+      </w:pPr>
+      <w:r>
+        <w:rPr>
+          <w:rFonts w:ascii="Times New Roman" w:cs="Times New Roman" w:eastAsia="Times New Roman" w:hAnsi="Times New Roman"/>
+          <w:i/>
+          <w:iCs/>
+          <w:sz w:val="22"/>
+          <w:szCs w:val="22"/>
+        </w:rPr>
+        <w:t xml:space="preserve">Рисунок 3 — Снимок командной строки Engee: запуск варианта 7 и его вывод</w:t>
+      </w:r>
+    </w:p>
+    <w:p>
+      <w:pPr>
         <w:pStyle w:val="Heading1"/>
         <w:keepNext/>
       </w:pPr>
@@ -12578,6 +14392,21 @@
           <w:sz w:val="28"/>
           <w:szCs w:val="28"/>
         </w:rPr>
+        <w:t xml:space="preserve">Дополнительный прогон в Engee дал те же классы по допуску и ту же картину, а демонстрационный вариант в Engee совпал с методичкой до последнего знака.</w:t>
+      </w:r>
+    </w:p>
+    <w:p>
+      <w:pPr>
+        <w:spacing w:after="120" w:line="360"/>
+        <w:ind w:firstLine="709"/>
+        <w:jc w:val="both"/>
+      </w:pPr>
+      <w:r>
+        <w:rPr>
+          <w:rFonts w:ascii="Times New Roman" w:cs="Times New Roman" w:eastAsia="Times New Roman" w:hAnsi="Times New Roman"/>
+          <w:sz w:val="28"/>
+          <w:szCs w:val="28"/>
+        </w:rPr>
         <w:t xml:space="preserve">Вывод относится к </w:t>
       </w:r>
       <w:r>
@@ -12713,7 +14542,7 @@
         <w:spacing w:after="60" w:line="360"/>
         <w:jc w:val="both"/>
       </w:pPr>
-      <w:hyperlink w:history="1" r:id="rIdh0ezwn5kyhnzsfgbtonkp">
+      <w:hyperlink w:history="1" r:id="rIdjpixnta3ru48qgnzdlnp2">
         <w:r>
           <w:rPr>
             <w:rStyle w:val="Hyperlink"/>
@@ -12751,7 +14580,7 @@
         </w:rPr>
         <w:t xml:space="preserve">Скрипты: </w:t>
       </w:r>
-      <w:hyperlink w:history="1" r:id="rId44qr4pioil-p1iu5bhp6g">
+      <w:hyperlink w:history="1" r:id="rIdwoxwfevnokl1h6pytm5ub">
         <w:r>
           <w:rPr>
             <w:rStyle w:val="Hyperlink"/>
@@ -12770,7 +14599,7 @@
         </w:rPr>
         <w:t xml:space="preserve">, </w:t>
       </w:r>
-      <w:hyperlink w:history="1" r:id="rIdmqnlpmopz9uzpjdjkc7za">
+      <w:hyperlink w:history="1" r:id="rIdbhl3hx_otwicndq21gicd">
         <w:r>
           <w:rPr>
             <w:rStyle w:val="Hyperlink"/>
@@ -12789,7 +14618,7 @@
         </w:rPr>
         <w:t xml:space="preserve">, </w:t>
       </w:r>
-      <w:hyperlink w:history="1" r:id="rIdlfwu9-4adq30xvmfa2dl6">
+      <w:hyperlink w:history="1" r:id="rIdl2ibwj6m86e6seqopw3kz">
         <w:r>
           <w:rPr>
             <w:rStyle w:val="Hyperlink"/>
@@ -12819,7 +14648,7 @@
         <w:spacing w:after="60" w:line="360"/>
         <w:jc w:val="both"/>
       </w:pPr>
-      <w:hyperlink w:history="1" r:id="rIdgtebw58pksx-vfuq1b2ih">
+      <w:hyperlink w:history="1" r:id="rId1rlp2fomt9c96tmtamyrs">
         <w:r>
           <w:rPr>
             <w:rStyle w:val="Hyperlink"/>
@@ -12865,7 +14694,7 @@
         <w:spacing w:after="60" w:line="360"/>
         <w:jc w:val="both"/>
       </w:pPr>
-      <w:hyperlink w:history="1" r:id="rId7sdl-czohslpguqd6gpix">
+      <w:hyperlink w:history="1" r:id="rIdf29celead-hblgbdtpskb">
         <w:r>
           <w:rPr>
             <w:rStyle w:val="Hyperlink"/>
@@ -12884,7 +14713,7 @@
         </w:rPr>
         <w:t xml:space="preserve">, </w:t>
       </w:r>
-      <w:hyperlink w:history="1" r:id="rIdczlc-fy4t38ltkrgfj25v">
+      <w:hyperlink w:history="1" r:id="rIdladve8lcca6bub8ucjm4k">
         <w:r>
           <w:rPr>
             <w:rStyle w:val="Hyperlink"/>
@@ -12903,7 +14732,7 @@
         </w:rPr>
         <w:t xml:space="preserve">, </w:t>
       </w:r>
-      <w:hyperlink w:history="1" r:id="rIddmnzgjkq5a6znv_fcrglu">
+      <w:hyperlink w:history="1" r:id="rIdszu0wi1eaqenla0xgoeph">
         <w:r>
           <w:rPr>
             <w:rStyle w:val="Hyperlink"/>
@@ -12925,7 +14754,7 @@
         <w:spacing w:after="60" w:line="360"/>
         <w:jc w:val="both"/>
       </w:pPr>
-      <w:hyperlink w:history="1" r:id="rIdfzof43prpv1gk96iunx3n">
+      <w:hyperlink w:history="1" r:id="rIdxhfypv55mfljunnihkp-k">
         <w:r>
           <w:rPr>
             <w:rStyle w:val="Hyperlink"/>
@@ -12944,7 +14773,7 @@
         </w:rPr>
         <w:t xml:space="preserve">, </w:t>
       </w:r>
-      <w:hyperlink w:history="1" r:id="rIdlsqdu8ysmar70qdab5ail">
+      <w:hyperlink w:history="1" r:id="rIdsukgmtmucud4cm0cvcvjg">
         <w:r>
           <w:rPr>
             <w:rStyle w:val="Hyperlink"/>
@@ -12963,7 +14792,7 @@
         </w:rPr>
         <w:t xml:space="preserve">, </w:t>
       </w:r>
-      <w:hyperlink w:history="1" r:id="rIdlfzxuw9cjp3-gmdkub7rw">
+      <w:hyperlink w:history="1" r:id="rIddglrz5ba6m0otimkbt8wq">
         <w:r>
           <w:rPr>
             <w:rStyle w:val="Hyperlink"/>
@@ -12985,7 +14814,7 @@
         <w:spacing w:after="60" w:line="360"/>
         <w:jc w:val="both"/>
       </w:pPr>
-      <w:hyperlink w:history="1" r:id="rIda0bhupvpfzvqy55ulhrpu">
+      <w:hyperlink w:history="1" r:id="rIdbbe0bqrs_swa5dalzs1gj">
         <w:r>
           <w:rPr>
             <w:rStyle w:val="Hyperlink"/>
@@ -13004,7 +14833,7 @@
         </w:rPr>
         <w:t xml:space="preserve">, </w:t>
       </w:r>
-      <w:hyperlink w:history="1" r:id="rIdgkbz50clrsuw9yifzxcx_">
+      <w:hyperlink w:history="1" r:id="rIdanm434sggh6msasnegav2">
         <w:r>
           <w:rPr>
             <w:rStyle w:val="Hyperlink"/>
@@ -13023,7 +14852,7 @@
         </w:rPr>
         <w:t xml:space="preserve">, </w:t>
       </w:r>
-      <w:hyperlink w:history="1" r:id="rIdchhinkgc-_wqt2iel4cva">
+      <w:hyperlink w:history="1" r:id="rIdronigv9wkxtf3sgwvhymq">
         <w:r>
           <w:rPr>
             <w:rStyle w:val="Hyperlink"/>
@@ -13045,7 +14874,132 @@
         <w:spacing w:after="60" w:line="360"/>
         <w:jc w:val="both"/>
       </w:pPr>
-      <w:hyperlink w:history="1" r:id="rIdi_iq8a9y5jp-wgluyrmgz">
+      <w:r>
+        <w:rPr>
+          <w:rFonts w:ascii="Times New Roman" w:cs="Times New Roman" w:eastAsia="Times New Roman" w:hAnsi="Times New Roman"/>
+          <w:sz w:val="28"/>
+          <w:szCs w:val="28"/>
+        </w:rPr>
+        <w:t xml:space="preserve">Прогон в Engee: </w:t>
+      </w:r>
+      <w:hyperlink w:history="1" r:id="rId2wpem-ueseyqqzw_jprvj">
+        <w:r>
+          <w:rPr>
+            <w:rStyle w:val="Hyperlink"/>
+            <w:rFonts w:ascii="Times New Roman" w:cs="Times New Roman" w:eastAsia="Times New Roman" w:hAnsi="Times New Roman"/>
+            <w:sz w:val="28"/>
+            <w:szCs w:val="28"/>
+          </w:rPr>
+          <w:t xml:space="preserve">вывод демо</w:t>
+        </w:r>
+      </w:hyperlink>
+      <w:r>
+        <w:rPr>
+          <w:rFonts w:ascii="Times New Roman" w:cs="Times New Roman" w:eastAsia="Times New Roman" w:hAnsi="Times New Roman"/>
+          <w:sz w:val="28"/>
+          <w:szCs w:val="28"/>
+        </w:rPr>
+        <w:t xml:space="preserve">, </w:t>
+      </w:r>
+      <w:hyperlink w:history="1" r:id="rIdz5pfhe4wk1qsemhsozfof">
+        <w:r>
+          <w:rPr>
+            <w:rStyle w:val="Hyperlink"/>
+            <w:rFonts w:ascii="Times New Roman" w:cs="Times New Roman" w:eastAsia="Times New Roman" w:hAnsi="Times New Roman"/>
+            <w:sz w:val="28"/>
+            <w:szCs w:val="28"/>
+          </w:rPr>
+          <w:t xml:space="preserve">вывод варианта 7</w:t>
+        </w:r>
+      </w:hyperlink>
+      <w:r>
+        <w:rPr>
+          <w:rFonts w:ascii="Times New Roman" w:cs="Times New Roman" w:eastAsia="Times New Roman" w:hAnsi="Times New Roman"/>
+          <w:sz w:val="28"/>
+          <w:szCs w:val="28"/>
+        </w:rPr>
+        <w:t xml:space="preserve">, </w:t>
+      </w:r>
+      <w:hyperlink w:history="1" r:id="rIdp_vdu2elmqn2cw5jq3zg5">
+        <w:r>
+          <w:rPr>
+            <w:rStyle w:val="Hyperlink"/>
+            <w:rFonts w:ascii="Times New Roman" w:cs="Times New Roman" w:eastAsia="Times New Roman" w:hAnsi="Times New Roman"/>
+            <w:sz w:val="28"/>
+            <w:szCs w:val="28"/>
+          </w:rPr>
+          <w:t xml:space="preserve">лист сравнения Engee</w:t>
+        </w:r>
+      </w:hyperlink>
+      <w:r>
+        <w:rPr>
+          <w:rFonts w:ascii="Times New Roman" w:cs="Times New Roman" w:eastAsia="Times New Roman" w:hAnsi="Times New Roman"/>
+          <w:sz w:val="28"/>
+          <w:szCs w:val="28"/>
+        </w:rPr>
+        <w:t xml:space="preserve">, </w:t>
+      </w:r>
+      <w:hyperlink w:history="1" r:id="rIdxwsay4pai0nbdqachzqlj">
+        <w:r>
+          <w:rPr>
+            <w:rStyle w:val="Hyperlink"/>
+            <w:rFonts w:ascii="Times New Roman" w:cs="Times New Roman" w:eastAsia="Times New Roman" w:hAnsi="Times New Roman"/>
+            <w:sz w:val="28"/>
+            <w:szCs w:val="28"/>
+          </w:rPr>
+          <w:t xml:space="preserve">сверка Engee и Colab</w:t>
+        </w:r>
+      </w:hyperlink>
+      <w:r>
+        <w:rPr>
+          <w:rFonts w:ascii="Times New Roman" w:cs="Times New Roman" w:eastAsia="Times New Roman" w:hAnsi="Times New Roman"/>
+          <w:sz w:val="28"/>
+          <w:szCs w:val="28"/>
+        </w:rPr>
+        <w:t xml:space="preserve">, </w:t>
+      </w:r>
+      <w:hyperlink w:history="1" r:id="rIdqojguei8uqasmox3qi0us">
+        <w:r>
+          <w:rPr>
+            <w:rStyle w:val="Hyperlink"/>
+            <w:rFonts w:ascii="Times New Roman" w:cs="Times New Roman" w:eastAsia="Times New Roman" w:hAnsi="Times New Roman"/>
+            <w:sz w:val="28"/>
+            <w:szCs w:val="28"/>
+          </w:rPr>
+          <w:t xml:space="preserve">снимки консоли</w:t>
+        </w:r>
+      </w:hyperlink>
+      <w:r>
+        <w:rPr>
+          <w:rFonts w:ascii="Times New Roman" w:cs="Times New Roman" w:eastAsia="Times New Roman" w:hAnsi="Times New Roman"/>
+          <w:sz w:val="28"/>
+          <w:szCs w:val="28"/>
+        </w:rPr>
+        <w:t xml:space="preserve">, </w:t>
+      </w:r>
+      <w:hyperlink w:history="1" r:id="rIdy45jsjzwwsjjma_ykmhy3">
+        <w:r>
+          <w:rPr>
+            <w:rStyle w:val="Hyperlink"/>
+            <w:rFonts w:ascii="Times New Roman" w:cs="Times New Roman" w:eastAsia="Times New Roman" w:hAnsi="Times New Roman"/>
+            <w:sz w:val="28"/>
+            <w:szCs w:val="28"/>
+          </w:rPr>
+          <w:t xml:space="preserve">скрипт варианта 7</w:t>
+        </w:r>
+      </w:hyperlink>
+    </w:p>
+    <w:p>
+      <w:pPr>
+        <w:pStyle w:val="ListParagraph"/>
+        <w:numPr>
+          <w:ilvl w:val="0"/>
+          <w:numId w:val="2"/>
+        </w:numPr>
+        <w:spacing w:after="60" w:line="360"/>
+        <w:jc w:val="both"/>
+      </w:pPr>
+      <w:hyperlink w:history="1" r:id="rIdttwsaqhoy6zsxk8ib6uin">
         <w:r>
           <w:rPr>
             <w:rStyle w:val="Hyperlink"/>
@@ -13064,7 +15018,7 @@
         </w:rPr>
         <w:t xml:space="preserve">, </w:t>
       </w:r>
-      <w:hyperlink w:history="1" r:id="rIdlpjciq1kau8wfp1chrk4x">
+      <w:hyperlink w:history="1" r:id="rIdxxhbtdr0hdrwso59udty1">
         <w:r>
           <w:rPr>
             <w:rStyle w:val="Hyperlink"/>
@@ -13083,7 +15037,7 @@
         </w:rPr>
         <w:t xml:space="preserve">, </w:t>
       </w:r>
-      <w:hyperlink w:history="1" r:id="rIdzhgmzsvp-w3wyxmn1zjn0">
+      <w:hyperlink w:history="1" r:id="rIdydzc0jv0cjnaat2wlv-lo">
         <w:r>
           <w:rPr>
             <w:rStyle w:val="Hyperlink"/>
@@ -13102,7 +15056,7 @@
         </w:rPr>
         <w:t xml:space="preserve">, </w:t>
       </w:r>
-      <w:hyperlink w:history="1" r:id="rIdf8lfbmecjunutj0z_mdl0">
+      <w:hyperlink w:history="1" r:id="rId9cc6y0mibvcr2ydtjqmpb">
         <w:r>
           <w:rPr>
             <w:rStyle w:val="Hyperlink"/>
@@ -13128,7 +15082,7 @@
         </w:rPr>
         <w:t xml:space="preserve">Корень репозитория: </w:t>
       </w:r>
-      <w:hyperlink w:history="1" r:id="rIdqojippiwqthnyaliwx1_g">
+      <w:hyperlink w:history="1" r:id="rId22i-3xgwolipfs-buotrh">
         <w:r>
           <w:rPr>
             <w:rStyle w:val="Hyperlink"/>
@@ -13272,6 +15226,25 @@
           <w:szCs w:val="28"/>
         </w:rPr>
         <w:t xml:space="preserve">провёл визуальную проверку, классифицировал отклик и проанализировал расхождение критерия 2s и допуска.</w:t>
+      </w:r>
+    </w:p>
+    <w:p>
+      <w:pPr>
+        <w:pStyle w:val="ListParagraph"/>
+        <w:numPr>
+          <w:ilvl w:val="0"/>
+          <w:numId w:val="2"/>
+        </w:numPr>
+        <w:spacing w:after="60" w:line="360"/>
+        <w:jc w:val="both"/>
+      </w:pPr>
+      <w:r>
+        <w:rPr>
+          <w:rFonts w:ascii="Times New Roman" w:cs="Times New Roman" w:eastAsia="Times New Roman" w:hAnsi="Times New Roman"/>
+          <w:sz w:val="28"/>
+          <w:szCs w:val="28"/>
+        </w:rPr>
+        <w:t xml:space="preserve">дополнительно выполнил демо и вариант 7 в Engee: подготовил окружение (PyTorch 2.4.1), запустил скрипты из командной строки, снял снимки консоли и сверил результаты с Colab и методичкой.</w:t>
       </w:r>
     </w:p>
     <w:sectPr>
